--- a/ELEC3441_Docker_Quick_Start.docx
+++ b/ELEC3441_Docker_Quick_Start.docx
@@ -101,33 +101,10 @@
             <w:shd w:fill="FFF8E8"/>
           </w:tcPr>
           <w:p>
-            <w:pPr>
-              <w:spacing w:after="20"/>
-              <w:jc w:val="center"/>
-            </w:pPr>
             <w:r>
-              <w:rPr>
-                <w:rFonts w:ascii="Calibri" w:hAnsi="Calibri"/>
-                <w:b/>
-                <w:color w:val="8A6500"/>
-                <w:sz w:val="16"/>
-              </w:rPr>
               <w:t>FIRST SETUP</w:t>
-            </w:r>
-          </w:p>
-          <w:p>
-            <w:pPr>
-              <w:spacing w:after="0"/>
-              <w:jc w:val="center"/>
-            </w:pPr>
-            <w:r>
-              <w:rPr>
-                <w:rFonts w:ascii="Calibri" w:hAnsi="Calibri"/>
-                <w:b/>
-                <w:color w:val="163A5F"/>
-                <w:sz w:val="18"/>
-              </w:rPr>
-              <w:t>Allow 20-40 minutes</w:t>
+              <w:br/>
+              <w:t>./manage pull</w:t>
             </w:r>
           </w:p>
         </w:tc>
@@ -144,32 +121,9 @@
             <w:shd w:fill="FFF8E8"/>
           </w:tcPr>
           <w:p>
-            <w:pPr>
-              <w:spacing w:after="20"/>
-              <w:jc w:val="center"/>
-            </w:pPr>
             <w:r>
-              <w:rPr>
-                <w:rFonts w:ascii="Calibri" w:hAnsi="Calibri"/>
-                <w:b/>
-                <w:color w:val="8A6500"/>
-                <w:sz w:val="16"/>
-              </w:rPr>
               <w:t>DAILY START</w:t>
-            </w:r>
-          </w:p>
-          <w:p>
-            <w:pPr>
-              <w:spacing w:after="0"/>
-              <w:jc w:val="center"/>
-            </w:pPr>
-            <w:r>
-              <w:rPr>
-                <w:rFonts w:ascii="Calibri" w:hAnsi="Calibri"/>
-                <w:b/>
-                <w:color w:val="163A5F"/>
-                <w:sz w:val="18"/>
-              </w:rPr>
+              <w:br/>
               <w:t>./manage up</w:t>
             </w:r>
           </w:p>
@@ -275,7 +229,7 @@
         </w:numPr>
       </w:pPr>
       <w:r>
-        <w:t>Recommended: at least 8 GB RAM, 20 GB free disk space, and a stable internet connection for the first build.</w:t>
+        <w:t>Recommended: at least 8 GB RAM, 20 GB free disk space, and a stable internet connection for the first image download.</w:t>
       </w:r>
     </w:p>
     <w:p>
@@ -299,7 +253,7 @@
         </w:numPr>
       </w:pPr>
       <w:r>
-        <w:t>Download and unpack the ELEC3441 student package. Keep the package folder until the course is complete.</w:t>
+        <w:t>Install Git, then clone the ELEC3441 course repository. Keep the repository folder until the course is complete.</w:t>
       </w:r>
     </w:p>
     <w:p>
@@ -461,7 +415,7 @@
         <w:pStyle w:val="Heading1"/>
       </w:pPr>
       <w:r>
-        <w:t>4. Build and start the course environment</w:t>
+        <w:t>4. Download and start the course environment</w:t>
       </w:r>
     </w:p>
     <w:p>
@@ -473,43 +427,7 @@
         </w:numPr>
       </w:pPr>
       <w:r>
-        <w:t>Open a terminal in the unpacked ELEC3441 package folder.</w:t>
-      </w:r>
-    </w:p>
-    <w:p>
-      <w:pPr>
-        <w:pStyle w:val="SmallText"/>
-      </w:pPr>
-      <w:r>
-        <w:rPr>
-          <w:b/>
-        </w:rPr>
-        <w:t xml:space="preserve">Windows WSL example: </w:t>
-      </w:r>
-      <w:r>
-        <w:t>cd /mnt/c/Users/YOUR_NAME/Downloads/elec3441</w:t>
-      </w:r>
-      <w:r>
-        <w:rPr>
-          <w:b/>
-        </w:rPr>
-        <w:br/>
-        <w:t xml:space="preserve">macOS/Linux example: </w:t>
-      </w:r>
-      <w:r>
-        <w:t>cd ~/Downloads/elec3441</w:t>
-      </w:r>
-    </w:p>
-    <w:p>
-      <w:pPr>
-        <w:spacing w:after="80" w:line="300" w:lineRule="auto"/>
-        <w:numPr>
-          <w:ilvl w:val="0"/>
-          <w:numId w:val="11"/>
-        </w:numPr>
-      </w:pPr>
-      <w:r>
-        <w:t>Build the image. The first build compiles several course tools and may take 20-40 minutes. Do not close the terminal while it is running.</w:t>
+        <w:t>Open a terminal and download the ELEC3441 course repository.</w:t>
       </w:r>
     </w:p>
     <w:p>
@@ -522,12 +440,34 @@
         </w:pBdr>
       </w:pPr>
       <w:r>
-        <w:rPr>
-          <w:rFonts w:ascii="Consolas" w:hAnsi="Consolas"/>
-          <w:color w:val="1E1E1E"/>
-          <w:sz w:val="19"/>
-        </w:rPr>
-        <w:t>./manage build</w:t>
+        <w:t>git clone https://github.com/dhuang-esl/elec3441-lab.git</w:t>
+        <w:br/>
+        <w:t>cd elec3441-lab</w:t>
+      </w:r>
+    </w:p>
+    <w:p>
+      <w:pPr>
+        <w:spacing w:after="80" w:line="300" w:lineRule="auto"/>
+        <w:numPr>
+          <w:ilvl w:val="0"/>
+          <w:numId w:val="11"/>
+        </w:numPr>
+      </w:pPr>
+      <w:r>
+        <w:t>Download the verified course image. The first pull can take several minutes, depending on your connection. Do not close the terminal while it is running.</w:t>
+      </w:r>
+    </w:p>
+    <w:p>
+      <w:pPr>
+        <w:pStyle w:val="CodeBlock"/>
+        <w:keepLines/>
+        <w:shd w:fill="F4F6F8"/>
+        <w:pBdr>
+          <w:left w:val="single" w:sz="12" w:space="8" w:color="2E74B5"/>
+        </w:pBdr>
+      </w:pPr>
+      <w:r>
+        <w:t>./manage pull</w:t>
       </w:r>
     </w:p>
     <w:p>
@@ -638,15 +578,9 @@
           <w:left w:val="single" w:sz="12" w:space="8" w:color="2E74B5"/>
         </w:pBdr>
       </w:pPr>
-      <w:hyperlink r:id="rId18">
-        <w:r>
-          <w:rPr>
-            <w:color w:val="2E74B5"/>
-            <w:u w:val="single"/>
-          </w:rPr>
-          <w:t>Open the ELEC3441 browser desktop</w:t>
-        </w:r>
-      </w:hyperlink>
+      <w:r>
+        <w:t>http://localhost:6080/vnc.html?autoconnect=1&amp;resize=scale</w:t>
+      </w:r>
     </w:p>
     <w:p>
       <w:pPr>
@@ -733,7 +667,7 @@
         </w:numPr>
       </w:pPr>
       <w:r>
-        <w:t>./manage verify completes successfully.</w:t>
+        <w:t>./manage pull and ./manage verify complete successfully.</w:t>
       </w:r>
     </w:p>
     <w:p>
@@ -858,21 +792,7 @@
         </w:pBdr>
       </w:pPr>
       <w:r>
-        <w:rPr>
-          <w:rFonts w:ascii="Calibri" w:hAnsi="Calibri"/>
-          <w:b/>
-          <w:color w:val="163A5F"/>
-          <w:sz w:val="21"/>
-        </w:rPr>
-        <w:t xml:space="preserve">Your work persists: </w:t>
-      </w:r>
-      <w:r>
-        <w:rPr>
-          <w:rFonts w:ascii="Calibri" w:hAnsi="Calibri"/>
-          <w:color w:val="222222"/>
-          <w:sz w:val="21"/>
-        </w:rPr>
-        <w:t>files under /workspace remain in the elec3441-work Docker volume when the container is stopped or recreated.</w:t>
+        <w:t>Your work persists: files under /workspace remain in the elec3441-work Docker volume when the container is stopped, recreated, or updated.</w:t>
       </w:r>
     </w:p>
     <w:p>
@@ -880,7 +800,46 @@
         <w:pStyle w:val="Heading1"/>
       </w:pPr>
       <w:r>
-        <w:t>7. Troubleshooting</w:t>
+        <w:t>7. Receive course updates</w:t>
+      </w:r>
+    </w:p>
+    <w:p>
+      <w:pPr/>
+      <w:r>
+        <w:t>When the teaching team announces a new release, update the repository and download its pinned image.</w:t>
+      </w:r>
+    </w:p>
+    <w:p>
+      <w:pPr>
+        <w:pStyle w:val="CodeBlock"/>
+        <w:keepLines/>
+        <w:shd w:fill="F4F6F8"/>
+        <w:pBdr>
+          <w:left w:val="single" w:sz="12" w:space="8" w:color="2E74B5"/>
+        </w:pBdr>
+      </w:pPr>
+      <w:r>
+        <w:t>git pull --ff-only</w:t>
+        <w:br/>
+        <w:t>./manage pull</w:t>
+        <w:br/>
+        <w:t>./manage verify</w:t>
+        <w:br/>
+        <w:t>./manage up</w:t>
+      </w:r>
+    </w:p>
+    <w:p>
+      <w:pPr/>
+      <w:r>
+        <w:t>Existing files under /workspace are preserved. Newly released materials are added without replacing your work.</w:t>
+      </w:r>
+    </w:p>
+    <w:p>
+      <w:pPr>
+        <w:pStyle w:val="Heading1"/>
+      </w:pPr>
+      <w:r>
+        <w:t>8. Troubleshooting</w:t>
       </w:r>
     </w:p>
     <w:p>
@@ -949,18 +908,12 @@
         <w:spacing w:before="160" w:after="80"/>
       </w:pPr>
       <w:r>
-        <w:rPr>
-          <w:rFonts w:ascii="Calibri" w:hAnsi="Calibri"/>
-          <w:b/>
-          <w:color w:val="1F4D78"/>
-          <w:sz w:val="24"/>
-        </w:rPr>
-        <w:t>The build or verification fails</w:t>
+        <w:t>The pull or verification fails</w:t>
       </w:r>
     </w:p>
     <w:p>
       <w:r>
-        <w:t>Check Docker, internet access, and free disk space, then rerun './manage build'. Never delete elec3441-work. If failure continues, send the teaching team your OS/CPU, failed command and full error, outputs of 'docker version' and './manage status', and a screenshot.</w:t>
+        <w:t>Check Docker, internet access, and free disk space, then rerun './manage pull' followed by './manage verify'. Never delete elec3441-work. If failure continues, send the teaching team your OS/CPU, failed command and full error, outputs of 'docker version' and './manage status', and a screenshot.</w:t>
       </w:r>
     </w:p>
     <w:sectPr>

--- a/ELEC3441_Docker_Quick_Start.docx
+++ b/ELEC3441_Docker_Quick_Start.docx
@@ -383,31 +383,7 @@
     </w:p>
     <w:p>
       <w:r>
-        <w:t xml:space="preserve">Install </w:t>
-      </w:r>
-      <w:hyperlink r:id="rId16">
-        <w:r>
-          <w:rPr>
-            <w:color w:val="2E74B5"/>
-            <w:u w:val="single"/>
-          </w:rPr>
-          <w:t>Visual Studio Code</w:t>
-        </w:r>
-      </w:hyperlink>
-      <w:r>
-        <w:t xml:space="preserve"> and Microsoft's </w:t>
-      </w:r>
-      <w:hyperlink r:id="rId17">
-        <w:r>
-          <w:rPr>
-            <w:color w:val="2E74B5"/>
-            <w:u w:val="single"/>
-          </w:rPr>
-          <w:t>Dev Containers extension</w:t>
-        </w:r>
-      </w:hyperlink>
-      <w:r>
-        <w:t>. VS Code is used for editing C, C++, and assembly files. The browser desktop is used for the graphical processor tools.</w:t>
+        <w:t>Install Visual Studio Code for editing C, C++, and assembly files. You can edit the cloned repository directly. Microsoft's Dev Containers extension is optional for opening a terminal inside the course container.</w:t>
       </w:r>
     </w:p>
     <w:p>
@@ -536,7 +512,7 @@
         </w:numPr>
       </w:pPr>
       <w:r>
-        <w:t>Start the persistent student workspace and browser desktop.</w:t>
+        <w:t>Start the browser desktop with the host's student-materials directory mounted at /workspace.</w:t>
       </w:r>
     </w:p>
     <w:p>
@@ -635,7 +611,7 @@
         </w:numPr>
       </w:pPr>
       <w:r>
-        <w:t>Open /workspace/labs/lab1, or the folder specified by your current handout.</w:t>
+        <w:t>Open student-materials/labs/lab1 on the host, or /workspace/labs/lab1 when attached to the container.</w:t>
       </w:r>
     </w:p>
     <w:p>
@@ -703,7 +679,7 @@
         </w:numPr>
       </w:pPr>
       <w:r>
-        <w:t>VS Code attaches to elec3441-lab and can open /workspace.</w:t>
+        <w:t>VS Code can edit student-materials directly, or attach to elec3441-lab and open /workspace.</w:t>
       </w:r>
     </w:p>
     <w:p>
@@ -715,7 +691,7 @@
         </w:numPr>
       </w:pPr>
       <w:r>
-        <w:t>You know where your lab files are stored under /workspace/labs.</w:t>
+        <w:t>You understand that host student-materials and container /workspace are the same files.</w:t>
       </w:r>
     </w:p>
     <w:p>
@@ -792,7 +768,7 @@
         </w:pBdr>
       </w:pPr>
       <w:r>
-        <w:t>Your work persists: files under /workspace remain in the elec3441-work Docker volume when the container is stopped, recreated, or updated.</w:t>
+        <w:t>Your work persists on the host: student-materials is bind-mounted at /workspace, so container edits immediately update the cloned repository.</w:t>
       </w:r>
     </w:p>
     <w:p>
@@ -806,7 +782,7 @@
     <w:p>
       <w:pPr/>
       <w:r>
-        <w:t>When the teaching team announces a new release, update the repository and download its pinned image.</w:t>
+        <w:t>Before receiving new material, commit or stash your changes. Then update the cloned repository and resolve any Git conflicts.</w:t>
       </w:r>
     </w:p>
     <w:p>
@@ -819,9 +795,9 @@
         </w:pBdr>
       </w:pPr>
       <w:r>
-        <w:t>git pull --ff-only</w:t>
+        <w:t>git status</w:t>
         <w:br/>
-        <w:t>./manage pull</w:t>
+        <w:t>git pull</w:t>
         <w:br/>
         <w:t>./manage verify</w:t>
         <w:br/>
@@ -831,7 +807,7 @@
     <w:p>
       <w:pPr/>
       <w:r>
-        <w:t>Existing files under /workspace are preserved. Newly released materials are added without replacing your work.</w:t>
+        <w:t>The pulled files appear immediately under /workspace. If an instructor update changes a file you edited, Git will ask you to merge it instead of silently overwriting your work.</w:t>
       </w:r>
     </w:p>
     <w:p>
@@ -913,7 +889,7 @@
     </w:p>
     <w:p>
       <w:r>
-        <w:t>Check Docker, internet access, and free disk space, then rerun './manage pull' followed by './manage verify'. Never delete elec3441-work. If failure continues, send the teaching team your OS/CPU, failed command and full error, outputs of 'docker version' and './manage status', and a screenshot.</w:t>
+        <w:t>Check Docker, internet access, free disk space, and 'git status'. Rerun './manage pull' followed by './manage verify'. If failure continues, send the teaching team your OS/CPU, failed command and full error, outputs of 'docker version', 'git status', and './manage status', and a screenshot.</w:t>
       </w:r>
     </w:p>
     <w:sectPr>
